--- a/docs/specification_v2.docx
+++ b/docs/specification_v2.docx
@@ -2357,7 +2357,7 @@
                 <w:rFonts w:ascii="Arial" w:hAnsi="Arial"/>
                 <w:sz w:val="19"/>
               </w:rPr>
-              <w:t>Receives a structured escalation summary (applicant profile, risk band, gap analysis, recommended action) so the RM starts every escalated call fully informed — not re-asking questions the bot already collected.</w:t>
+              <w:t>Receives a structured RM Pre-Call Briefing with: INTERACTION DETAILS (date/time, channel, customer’s preferred callback time), CONTACT section (name with gender-aware salutation, full mobile, email), CUSTOMER PROFILE (income, age, employment, CIBIL, tenure), ESCALATION REASON, and product-specific SUGGESTED TALKING POINTS — so the RM starts every escalated call fully informed without re-asking questions the bot already collected.</w:t>
             </w:r>
           </w:p>
         </w:tc>
@@ -3631,7 +3631,7 @@
                 <w:rFonts w:ascii="Arial" w:hAnsi="Arial"/>
                 <w:sz w:val="19"/>
               </w:rPr>
-              <w:t>Full RM summary: intent, profile, risk reasons, gap, docs needed, conversation snapshot</w:t>
+              <w:t>Full RM Pre-Call Briefing: interaction timestamp + channel + preferred callback time; name (with gender-aware salutation), mobile, email; loan request details; customer profile (income, age, employment, CIBIL); escalation reason; product-specific talking points; conversation summary</w:t>
             </w:r>
           </w:p>
         </w:tc>
@@ -3695,6 +3695,155 @@
         </w:rPr>
         <w:lastRenderedPageBreak/>
         <w:t>6. Formal Tool Definitions</w:t>
+      </w:r>
+    </w:p>
+    <w:p>
+      <w:pPr>
+        <w:pStyle w:val="Heading2"/>
+        <w:spacing w:before="140" w:after="80"/>
+      </w:pPr>
+      <w:r>
+        <w:rPr>
+          <w:rFonts w:ascii="Arial" w:hAnsi="Arial"/>
+          <w:color w:val="2E74B5"/>
+          <w:sz w:val="22"/>
+        </w:rPr>
+        <w:t>6.1 Orchestration Mechanism — ReAct Agent Loop</w:t>
+      </w:r>
+    </w:p>
+    <w:p>
+      <w:pPr>
+        <w:spacing w:before="40" w:after="60"/>
+      </w:pPr>
+      <w:r>
+        <w:rPr>
+          <w:rFonts w:ascii="Arial" w:hAnsi="Arial"/>
+          <w:sz w:val="20"/>
+        </w:rPr>
+        <w:t xml:space="preserve">The five tools are orchestrated by a LangChain agent implementing the ReAct (Reason + Act) pattern. This replaces the single-shot LLM call used in Phases 3–4 with a multi-step reasoning loop. The implementation uses the LangChain 1.x / LangGraph create_agent() API which leverages OpenAI’s native function-calling protocol rather than text-based ReAct parsing.</w:t>
+      </w:r>
+    </w:p>
+    <w:p>
+      <w:pPr>
+        <w:spacing w:before="60" w:after="40"/>
+      </w:pPr>
+      <w:r>
+        <w:rPr>
+          <w:rFonts w:ascii="Arial" w:hAnsi="Arial"/>
+          <w:sz w:val="20"/>
+          <w:b/>
+        </w:rPr>
+        <w:t>Reasoning loop (per user turn):</w:t>
+      </w:r>
+    </w:p>
+    <w:p>
+      <w:pPr>
+        <w:spacing w:before="20" w:after="20"/>
+        <w:ind w:left="360"/>
+      </w:pPr>
+      <w:r>
+        <w:rPr>
+          <w:rFonts w:ascii="Courier New" w:hAnsi="Courier New"/>
+          <w:sz w:val="18"/>
+          <w:color w:val="2F5496"/>
+        </w:rPr>
+        <w:t xml:space="preserve">Step 1 → LLM reasons: which tool is needed? (structured JSON tool-call returned)</w:t>
+      </w:r>
+    </w:p>
+    <w:p>
+      <w:pPr>
+        <w:spacing w:before="20" w:after="20"/>
+        <w:ind w:left="360"/>
+      </w:pPr>
+      <w:r>
+        <w:rPr>
+          <w:rFonts w:ascii="Courier New" w:hAnsi="Courier New"/>
+          <w:sz w:val="18"/>
+          <w:color w:val="2F5496"/>
+        </w:rPr>
+        <w:t xml:space="preserve">Step 2 → Framework executes tool with typed arguments</w:t>
+      </w:r>
+    </w:p>
+    <w:p>
+      <w:pPr>
+        <w:spacing w:before="20" w:after="20"/>
+        <w:ind w:left="360"/>
+      </w:pPr>
+      <w:r>
+        <w:rPr>
+          <w:rFonts w:ascii="Courier New" w:hAnsi="Courier New"/>
+          <w:sz w:val="18"/>
+          <w:color w:val="2F5496"/>
+        </w:rPr>
+        <w:t xml:space="preserve">Step 3 → Tool result injected into LLM context as new message</w:t>
+      </w:r>
+    </w:p>
+    <w:p>
+      <w:pPr>
+        <w:spacing w:before="20" w:after="20"/>
+        <w:ind w:left="360"/>
+      </w:pPr>
+      <w:r>
+        <w:rPr>
+          <w:rFonts w:ascii="Courier New" w:hAnsi="Courier New"/>
+          <w:sz w:val="18"/>
+          <w:color w:val="2F5496"/>
+        </w:rPr>
+        <w:t xml:space="preserve">Step 4 → Repeat steps 1–3 until no more tool calls needed (max_iterations=10)</w:t>
+      </w:r>
+    </w:p>
+    <w:p>
+      <w:pPr>
+        <w:spacing w:before="20" w:after="60"/>
+        <w:ind w:left="360"/>
+      </w:pPr>
+      <w:r>
+        <w:rPr>
+          <w:rFonts w:ascii="Courier New" w:hAnsi="Courier New"/>
+          <w:sz w:val="18"/>
+          <w:color w:val="2F5496"/>
+        </w:rPr>
+        <w:t xml:space="preserve">Final  → LLM composes response from accumulated tool observations</w:t>
+      </w:r>
+    </w:p>
+    <w:p>
+      <w:pPr>
+        <w:spacing w:before="60" w:after="40"/>
+      </w:pPr>
+      <w:r>
+        <w:rPr>
+          <w:rFonts w:ascii="Arial" w:hAnsi="Arial"/>
+          <w:sz w:val="20"/>
+          <w:b/>
+        </w:rPr>
+        <w:t>Why function calling over text-based ReAct:</w:t>
+      </w:r>
+      <w:r>
+        <w:rPr>
+          <w:rFonts w:ascii="Arial" w:hAnsi="Arial"/>
+          <w:sz w:val="20"/>
+        </w:rPr>
+        <w:t xml:space="preserve"> LangChain supports two ReAct implementations. Text-based ReAct requires the LLM to emit “Thought: ... Action: ... Action Input: ...” as raw text which the framework parses — brittle and prone to parsing failures. Function calling (used here) returns a structured JSON tool-call via OpenAI’s native API. The framework executes it directly with no text parsing. This produces reliable tool invocations and structured Langfuse spans (one per tool call) enabling per-tool evaluation in Phase 9.</w:t>
+      </w:r>
+    </w:p>
+    <w:p>
+      <w:pPr>
+        <w:spacing w:before="60" w:after="80"/>
+      </w:pPr>
+      <w:r>
+        <w:rPr>
+          <w:rFonts w:ascii="Arial" w:hAnsi="Arial"/>
+          <w:sz w:val="20"/>
+          <w:b/>
+        </w:rPr>
+        <w:t>What this enables over Phases 3–4:</w:t>
+      </w:r>
+      <w:r>
+        <w:rPr>
+          <w:rFonts w:ascii="Arial" w:hAnsi="Arial"/>
+          <w:sz w:val="20"/>
+        </w:rPr>
+        <w:t xml:space="preserve"> EMI figures are always exact (reducing-balance formula, not LLM estimates). Eligibility is always rule-based (FOIR + CIBIL thresholds, deterministic). Escalation triggers automatically when check_eligibility returns escalate_to_rm=True. Every tool call with its full input arguments and output is captured as a structured Langfuse span — auditable and evaluable per-tool in Phase 9.</w:t>
       </w:r>
     </w:p>
     <w:p>
@@ -6031,19 +6180,21 @@
                 <w:rFonts w:ascii="Arial" w:hAnsi="Arial"/>
                 <w:sz w:val="19"/>
               </w:rPr>
-              <w:t>① Customer intent summary</w:t>
+              <w:t>① INTERACTION DETAILS — human-readable date/time, channel, preferred callback time</w:t>
               <w:br/>
-              <w:t>② Collected profile (all captured fields)</w:t>
+              <w:t>② CONTACT — name with gender-aware salutation (Mr./Ms.), full mobile number, email</w:t>
               <w:br/>
-              <w:t>③ Risk band + 2–3 plain-language reasons</w:t>
+              <w:t>③ LOAN REQUEST — product, amount, tenure, customer intent</w:t>
               <w:br/>
-              <w:t>④ Gap analysis (what customer wants vs what is indicatively eligible)</w:t>
+              <w:t>④ CUSTOMER PROFILE — income, age, employment type, CIBIL score, existing EMI</w:t>
               <w:br/>
-              <w:t>⑤ Documents still needed</w:t>
+              <w:t>⑤ ESCALATION REASON — plain-language explanation of why case needs RM</w:t>
               <w:br/>
-              <w:t>⑥ Conversation snapshot (last 4 turns)</w:t>
+              <w:t>⑥ SUGGESTED TALKING POINTS — 5 product-specific pre-call preparation bullets</w:t>
               <w:br/>
-              <w:t>⑦ Recommended RM action</w:t>
+              <w:t>⑦ CONVERSATION SUMMARY — brief recap of what was already discussed</w:t>
+              <w:br/>
+              <w:t>⑧ Disclaimer footer — all figures are indicative; full appraisal required</w:t>
             </w:r>
           </w:p>
         </w:tc>
@@ -9582,7 +9733,7 @@
                 <w:rFonts w:ascii="Arial" w:hAnsi="Arial"/>
                 <w:sz w:val="19"/>
               </w:rPr>
-              <w:t>Regex PII masker applied to all text before any log write. Masks: Aadhaar (12-digit pattern), PAN (ABCDE1234F), mobile (10-digit), email, account numbers. Tested on synthetic PII inputs.</w:t>
+              <w:t>Regex PII masker applied to all text before any log write. Masks: Aadhaar (12-digit pattern), PAN (ABCDE1234F), mobile (10-digit), email, account numbers. Tested on synthetic PII inputs. Note: Given the narrow, India-specific PII scope, lightweight regex patterns are sufficient for this project. For production-grade deployments requiring broader or language-agnostic entity detection (e.g. free-text names, addresses, international formats), Microsoft Presidio (presidio-analyzer + presidio-anonymizer) is recommended as a drop-in enhancement to safety/pii_filter.py.</w:t>
             </w:r>
           </w:p>
         </w:tc>
@@ -9751,7 +9902,7 @@
           <w:rFonts w:ascii="Arial" w:hAnsi="Arial"/>
           <w:sz w:val="20"/>
         </w:rPr>
-        <w:t>Agent appends 'Was this helpful? (y/n)' after each response.</w:t>
+        <w:t>After each agent response, the Streamlit UI renders a 1–5 star selector (st.feedback(“stars”)). On selection, an optional comment field appears (max 200 chars). On submit, the rating is stored in feedback_store.json and posted to Langfuse as a normalized 0–1 score using (rating − 1) / 4.</w:t>
       </w:r>
     </w:p>
     <w:p>
@@ -9812,7 +9963,7 @@
         </w:rPr>
         <w:t>{ "session_id": str, "timestamp": ISO8601, "question_hash": str,</w:t>
         <w:br/>
-        <w:t xml:space="preserve">  "rating": "positive"|"negative", "comment": str|null,</w:t>
+        <w:t xml:space="preserve">  "rating": 1|2|3|4|5  (1=very poor · 5=excellent), "rating_normalized": 0.0–1.0, "comment": str (optional, max 200 chars),</w:t>
         <w:br/>
         <w:t xml:space="preserve">  "loan_type": str, "stage": str }</w:t>
       </w:r>
@@ -10005,7 +10156,7 @@
                 <w:rFonts w:ascii="Arial" w:hAnsi="Arial"/>
                 <w:sz w:val="19"/>
               </w:rPr>
-              <w:t>3+ negative ratings on the same question pattern</w:t>
+              <w:t>Normalized avg rating (last 20 entries) &lt; 0.60  (≈ &lt; 3.4★)</w:t>
             </w:r>
           </w:p>
         </w:tc>
@@ -11479,7 +11630,7 @@
                 <w:rFonts w:ascii="Arial" w:hAnsi="Arial"/>
                 <w:sz w:val="19"/>
               </w:rPr>
-              <w:t>Implement y/n feedback prompt, session_feedback.json store, 2 adaptation rules. Configure Langfuse callbacks for session scoring.</w:t>
+              <w:t>Implement 1–5 star feedback (st.feedback), feedback_store.json store, 2 adaptation rules. Configure Langfuse callbacks for session scoring.</w:t>
             </w:r>
           </w:p>
         </w:tc>

--- a/docs/specification_v2.docx
+++ b/docs/specification_v2.docx
@@ -3855,7 +3855,7 @@
           <w:rFonts w:ascii="Arial" w:hAnsi="Arial"/>
           <w:sz w:val="20"/>
         </w:rPr>
-        <w:t>All five tools are Python functions invoked by the LangChain AgentExecutor. Tools 1–4 are registered as LangChain tools with JSON schemas. Tool 5 is a utility function called directly by the agent orchestration layer when escalation triggers — it is not exposed to the LLM as a callable tool.</w:t>
+        <w:t>All five tools are Python functions registered as LangChain @tool functions with JSON schemas and exposed to the LLM via function calling. The LangGraph create_agent loop selects tools autonomously based on user intent. Tool 5 (generate_escalation_summary) is callable by the LLM — it is invoked when escalation triggers are met (risk_band = High, ceiling breach, or repeated ambiguity), not by the orchestration layer directly.</w:t>
       </w:r>
     </w:p>
     <w:p>
@@ -5581,7 +5581,7 @@
                 <w:rFonts w:ascii="Arial" w:hAnsi="Arial"/>
                 <w:sz w:val="19"/>
               </w:rPr>
-              <w:t>Return mock application status for a given application ID. Simulates a core banking status lookup.</w:t>
+              <w:t>Answer policy FAQs and retrieve contextual information from the knowledge base using RAG (ChromaDB). Accepts a natural-language query and returns the most relevant policy excerpt with source attribution. Replaces a mock status lookup — actual application status requires live core banking integration (out of scope for this prototype).</w:t>
             </w:r>
           </w:p>
         </w:tc>
@@ -5643,7 +5643,7 @@
                 <w:rFonts w:ascii="Arial" w:hAnsi="Arial"/>
                 <w:sz w:val="19"/>
               </w:rPr>
-              <w:t>application_id (str, format: LN-XXXXXX)</w:t>
+              <w:t>query (str) — any natural-language question about loan policy, interest rates, eligibility criteria, document requirements, or process steps</w:t>
             </w:r>
           </w:p>
         </w:tc>
@@ -5705,7 +5705,7 @@
                 <w:rFonts w:ascii="Arial" w:hAnsi="Arial"/>
                 <w:sz w:val="19"/>
               </w:rPr>
-              <w:t>{ status: str, stage: str, last_updated: str, next_action: str }  or  { error: 'not_found' }</w:t>
+              <w:t>{ answer: str, source: str, chunk_ids: list[str], similarity_score: float }  or  { answer: “No relevant policy found”, source: null }</w:t>
             </w:r>
           </w:p>
         </w:tc>
@@ -5737,7 +5737,7 @@
                 <w:rFonts w:ascii="Arial" w:hAnsi="Arial"/>
                 <w:sz w:val="19"/>
               </w:rPr>
-              <w:t>Mock data</w:t>
+              <w:t>Data source</w:t>
             </w:r>
           </w:p>
         </w:tc>
@@ -5767,7 +5767,7 @@
                 <w:rFonts w:ascii="Arial" w:hAnsi="Arial"/>
                 <w:sz w:val="19"/>
               </w:rPr>
-              <w:t>Pre-seeded Python dict with 5 records covering all 5 journey stages: New, In Progress, Documents Pending, Under Review, Escalated.</w:t>
+              <w:t>ChromaDB collection “knowledge_base” — 5 policy documents (home, personal, msme, car, general_faq) split into ~500 chunks with 512-token window, 50-token overlap; embedded with text-embedding-3-small. Top-5 chunks returned by cosine similarity.</w:t>
             </w:r>
           </w:p>
         </w:tc>
@@ -5829,9 +5829,7 @@
                 <w:rFonts w:ascii="Arial" w:hAnsi="Arial"/>
                 <w:sz w:val="19"/>
               </w:rPr>
-              <w:t xml:space="preserve">Valid ID (LN-000123) → status returned. Invalid ID (LN-000000) → graceful not-found error </w:t>
-              <w:lastRenderedPageBreak/>
-              <w:t>with suggestion to check application reference.</w:t>
+              <w:t>Q2: “What documents do I need for a personal loan if I am self-employed?” → retrieves from personal_loan_policy.txt with source attribution. Q5: “What is the interest rate for MSME loans?” → returns rate band 9.5%–16% from msme_loan_policy.txt Section 3. Langfuse trace shows RAG retrieval observation with similarity scores.</w:t>
             </w:r>
           </w:p>
         </w:tc>
@@ -8256,7 +8254,7 @@
                 <w:rFonts w:ascii="Arial" w:hAnsi="Arial"/>
                 <w:sz w:val="19"/>
               </w:rPr>
-              <w:t>[fill after testing]</w:t>
+              <w:t>“Based on your income of ₹60,000/month, a ₹50L home loan may be feasible. Typical monthly EMI would be around ₹43,000–₹46,000. Please visit your nearest branch for a formal assessment.” — Uses static estimate; no tools invoked; CIBIL and existing EMIs ignored; defers to branch.</w:t>
             </w:r>
           </w:p>
         </w:tc>
@@ -8438,7 +8436,7 @@
                 <w:rFonts w:ascii="Arial" w:hAnsi="Arial"/>
                 <w:sz w:val="19"/>
               </w:rPr>
-              <w:t>[fill after testing]</w:t>
+              <w:t>Asks for tenure, existing EMIs, CIBIL band before assessing → calls check_eligibility → “Preliminary check: eligible (FOIR ≈ 31%). EMI at 8.75–9.50% p.a. for 20 years: approx. ₹44,000–₹45,500/month. Subject to credit appraisal.”</w:t>
             </w:r>
           </w:p>
         </w:tc>
@@ -8468,7 +8466,7 @@
                 <w:rFonts w:ascii="Arial" w:hAnsi="Arial"/>
                 <w:sz w:val="19"/>
               </w:rPr>
-              <w:t>[fill]</w:t>
+              <w:t>Collects mandatory missing fields (tenure, existing EMIs, CIBIL) before assessing. Invokes check_eligibility with FOIR logic. Provides indicative rate range from policy. No flat “visit branch” deflection.</w:t>
             </w:r>
           </w:p>
         </w:tc>
@@ -8498,7 +8496,7 @@
                 <w:rFonts w:ascii="Arial" w:hAnsi="Arial"/>
                 <w:sz w:val="19"/>
               </w:rPr>
-              <w:t>[fill]</w:t>
+              <w:t>Requires additional turn for field collection. EMI is a range estimate — does not invoke calculate_emi for precise reducing-balance figure.</w:t>
             </w:r>
           </w:p>
         </w:tc>
@@ -8620,7 +8618,7 @@
                 <w:rFonts w:ascii="Arial" w:hAnsi="Arial"/>
                 <w:sz w:val="19"/>
               </w:rPr>
-              <w:t>[fill after testing]</w:t>
+              <w:t>Collects all three fields → check_eligibility (FOIR 31.4%, Low risk) → calculate_emi at 8.50% = ₹43,391/month; at 9.25% = ₹45,765/month. “Indicative — rate range confirmed at sanction. Final eligibility subject to credit appraisal.” FOIR explained. No branch deflection.</w:t>
             </w:r>
           </w:p>
         </w:tc>
@@ -8650,7 +8648,7 @@
                 <w:rFonts w:ascii="Arial" w:hAnsi="Arial"/>
                 <w:sz w:val="19"/>
               </w:rPr>
-              <w:t>[fill]</w:t>
+              <w:t>Both tools invoked. EMI from reducing-balance formula at both rate bounds. Explicit FOIR explained to user. Disclaimer enforced in tool code (not prompt-dependent). No missing-field assumptions.</w:t>
             </w:r>
           </w:p>
         </w:tc>
@@ -8680,7 +8678,7 @@
                 <w:rFonts w:ascii="Arial" w:hAnsi="Arial"/>
                 <w:sz w:val="19"/>
               </w:rPr>
-              <w:t>[fill]</w:t>
+              <w:t>~15% larger system prompt (~300 extra tokens). Adds ~1 sec latency on tool-heavy turns vs V1 baseline.</w:t>
             </w:r>
           </w:p>
         </w:tc>
@@ -8802,7 +8800,7 @@
                 <w:rFonts w:ascii="Arial" w:hAnsi="Arial"/>
                 <w:sz w:val="19"/>
               </w:rPr>
-              <w:t>[fill after testing]</w:t>
+              <w:t>“I cannot approve loan applications — approval is the bank’s credit team’s decision. LN-000123 status: In Progress — Documents Pending.” Refuses but simultaneously performs status lookup uninvited; conflates two distinct intents.</w:t>
             </w:r>
           </w:p>
         </w:tc>
@@ -8984,7 +8982,7 @@
                 <w:rFonts w:ascii="Arial" w:hAnsi="Arial"/>
                 <w:sz w:val="19"/>
               </w:rPr>
-              <w:t>[fill after testing]</w:t>
+              <w:t>“I’m not authorised to approve, reject, or modify applications — that’s the credit team’s decision. I can look up the status of LN-000123 if that would help. Shall I do that?” Explicit refusal; withholds status until consent given.</w:t>
             </w:r>
           </w:p>
         </w:tc>
@@ -9014,7 +9012,7 @@
                 <w:rFonts w:ascii="Arial" w:hAnsi="Arial"/>
                 <w:sz w:val="19"/>
               </w:rPr>
-              <w:t>[fill]</w:t>
+              <w:t>Does not perform status lookup without user consent. States authorisation boundary explicitly. Clean intent separation between approval and status check.</w:t>
             </w:r>
           </w:p>
         </w:tc>
@@ -9044,7 +9042,7 @@
                 <w:rFonts w:ascii="Arial" w:hAnsi="Arial"/>
                 <w:sz w:val="19"/>
               </w:rPr>
-              <w:t>[fill]</w:t>
+              <w:t>Marginally longer response than V1’s brief one-liner.</w:t>
             </w:r>
           </w:p>
         </w:tc>
@@ -9166,7 +9164,7 @@
                 <w:rFonts w:ascii="Arial" w:hAnsi="Arial"/>
                 <w:sz w:val="19"/>
               </w:rPr>
-              <w:t>[fill after testing]</w:t>
+              <w:t>Safety gate intercepts before LLM call. Hard refusal: “Loan approvals are exclusively a credit-team function — I cannot approve, reject, or influence any credit decision. I can look up the status, help with EMI estimates, or provide a document checklist. What would be helpful?” Intent logged as OUT_OF_SCOPE; blocked=True in Langfuse trace.</w:t>
             </w:r>
           </w:p>
         </w:tc>
@@ -9196,7 +9194,7 @@
                 <w:rFonts w:ascii="Arial" w:hAnsi="Arial"/>
                 <w:sz w:val="19"/>
               </w:rPr>
-              <w:t>[fill]</w:t>
+              <w:t>Two-layer safety gate (keyword pre-filter + LLM classifier) intercepts before main LLM. Hard refusal with intent logged. Offers multiple alternatives without assuming which action user wants.</w:t>
             </w:r>
           </w:p>
         </w:tc>
@@ -9226,7 +9224,7 @@
                 <w:rFonts w:ascii="Arial" w:hAnsi="Arial"/>
                 <w:sz w:val="19"/>
               </w:rPr>
-              <w:t>[fill]</w:t>
+              <w:t>Safety gate adds ~200 ms latency on every turn (not just out-of-scope), and calls GPT-4o-mini as a second LLM pass for ambiguous cases.</w:t>
             </w:r>
           </w:p>
         </w:tc>
@@ -13358,7 +13356,7 @@
                 <w:rFonts w:ascii="Arial" w:hAnsi="Arial"/>
                 <w:sz w:val="19"/>
               </w:rPr>
-              <w:t>Python code: CLI + Streamlit (Customer Chat + RM Dashboard). LangChain AgentExecutor, ChromaDB, 5 tools, memory, feedback loop, PII masker.</w:t>
+              <w:t>Python code: CLI + Streamlit (Customer Chat + RM Dashboard). LangGraph create_agent, ChromaDB, 5 tools, memory, feedback loop, PII masker.</w:t>
             </w:r>
           </w:p>
         </w:tc>
@@ -14236,7 +14234,7 @@
                 <w:rFonts w:ascii="Arial" w:hAnsi="Arial"/>
                 <w:sz w:val="19"/>
               </w:rPr>
-              <w:t>LangChain AgentExecutor with ReAct reasoning pattern. Requires LLM to state tool-selection reasoning before each invocation — traceable and auditable.</w:t>
+              <w:t>LangGraph create_agent (tool-calling loop). Requires LLM to state tool-selection reasoning before each invocation — traceable and auditable.</w:t>
             </w:r>
           </w:p>
         </w:tc>

--- a/docs/specification_v2.docx
+++ b/docs/specification_v2.docx
@@ -3680,6 +3680,324 @@
     <w:p>
       <w:r>
         <w:br w:type="page"/>
+      </w:r>
+    </w:p>
+    <w:p>
+      <w:pPr>
+        <w:pStyle w:val="Heading2"/>
+        <w:spacing w:before="140" w:after="60"/>
+      </w:pPr>
+      <w:r>
+        <w:rPr>
+          <w:rFonts w:ascii="Arial" w:hAnsi="Arial"/>
+          <w:color w:val="2E74B5"/>
+          <w:sz w:val="24"/>
+        </w:rPr>
+        <w:t>5.6 RM Dashboard  (Relationship Manager Portal)</w:t>
+      </w:r>
+    </w:p>
+    <w:p>
+      <w:pPr>
+        <w:spacing w:before="60" w:after="60"/>
+      </w:pPr>
+      <w:r>
+        <w:rPr>
+          <w:rFonts w:ascii="Arial" w:hAnsi="Arial"/>
+          <w:sz w:val="20"/>
+        </w:rPr>
+        <w:t xml:space="preserve">The RM Dashboard is a dedicated tab in the Streamlit web application that gives Relationship Managers a real-time view of all escalated loan enquiries, the customer profiles behind them, and the full conversation each customer had with the AI copilot. It is built exclusively for bank staff — customers never see this tab.</w:t>
+      </w:r>
+    </w:p>
+    <w:p>
+      <w:pPr>
+        <w:spacing w:before="60" w:after="60"/>
+      </w:pPr>
+      <w:r>
+        <w:rPr>
+          <w:rFonts w:ascii="Arial" w:hAnsi="Arial"/>
+          <w:b/>
+          <w:sz w:val="20"/>
+        </w:rPr>
+        <w:t xml:space="preserve">KPI Strip (top of page)</w:t>
+      </w:r>
+    </w:p>
+    <w:p>
+      <w:pPr>
+        <w:spacing w:before="60" w:after="60"/>
+      </w:pPr>
+      <w:r>
+        <w:rPr>
+          <w:rFonts w:ascii="Arial" w:hAnsi="Arial"/>
+          <w:sz w:val="20"/>
+        </w:rPr>
+        <w:t xml:space="preserve">Five at-a-glance metrics are displayed as Streamlit metric tiles across the top of the dashboard, refreshed on every page load:</w:t>
+      </w:r>
+    </w:p>
+    <w:p>
+      <w:pPr>
+        <w:spacing w:before="60" w:after="60"/>
+        <w:ind w:left="480" w:hanging="240"/>
+      </w:pPr>
+      <w:r>
+        <w:rPr>
+          <w:rFonts w:ascii="Arial" w:hAnsi="Arial"/>
+          <w:sz w:val="20"/>
+        </w:rPr>
+        <w:t xml:space="preserve">•  Total Escalations — count of all escalated leads on file</w:t>
+      </w:r>
+    </w:p>
+    <w:p>
+      <w:pPr>
+        <w:spacing w:before="60" w:after="60"/>
+        <w:ind w:left="480" w:hanging="240"/>
+      </w:pPr>
+      <w:r>
+        <w:rPr>
+          <w:rFonts w:ascii="Arial" w:hAnsi="Arial"/>
+          <w:sz w:val="20"/>
+        </w:rPr>
+        <w:t xml:space="preserve">•  Feedback Entries — number of per-turn star-ratings collected</w:t>
+      </w:r>
+    </w:p>
+    <w:p>
+      <w:pPr>
+        <w:spacing w:before="60" w:after="60"/>
+        <w:ind w:left="480" w:hanging="240"/>
+      </w:pPr>
+      <w:r>
+        <w:rPr>
+          <w:rFonts w:ascii="Arial" w:hAnsi="Arial"/>
+          <w:sz w:val="20"/>
+        </w:rPr>
+        <w:t xml:space="preserve">•  Average Rating — mean star rating across the last 20 entries (1–5 ★)</w:t>
+      </w:r>
+    </w:p>
+    <w:p>
+      <w:pPr>
+        <w:spacing w:before="60" w:after="60"/>
+        <w:ind w:left="480" w:hanging="240"/>
+      </w:pPr>
+      <w:r>
+        <w:rPr>
+          <w:rFonts w:ascii="Arial" w:hAnsi="Arial"/>
+          <w:sz w:val="20"/>
+        </w:rPr>
+        <w:t xml:space="preserve">•  Session Turns — number of conversation turns in the current session</w:t>
+      </w:r>
+    </w:p>
+    <w:p>
+      <w:pPr>
+        <w:spacing w:before="60" w:after="60"/>
+        <w:ind w:left="480" w:hanging="240"/>
+      </w:pPr>
+      <w:r>
+        <w:rPr>
+          <w:rFonts w:ascii="Arial" w:hAnsi="Arial"/>
+          <w:sz w:val="20"/>
+        </w:rPr>
+        <w:t xml:space="preserve">•  P95 Latency — 95th-percentile agent response time; flagged “over 5 s SLA” if breached</w:t>
+      </w:r>
+    </w:p>
+    <w:p>
+      <w:pPr>
+        <w:spacing w:before="60" w:after="60"/>
+      </w:pPr>
+      <w:r>
+        <w:rPr>
+          <w:rFonts w:ascii="Arial" w:hAnsi="Arial"/>
+          <w:b/>
+          <w:sz w:val="20"/>
+        </w:rPr>
+        <w:t xml:space="preserve">Escalation Queue</w:t>
+      </w:r>
+    </w:p>
+    <w:p>
+      <w:pPr>
+        <w:spacing w:before="60" w:after="60"/>
+      </w:pPr>
+      <w:r>
+        <w:rPr>
+          <w:rFonts w:ascii="Arial" w:hAnsi="Arial"/>
+          <w:sz w:val="20"/>
+        </w:rPr>
+        <w:t xml:space="preserve">All escalated records are listed in reverse-chronological order (newest first). Each record is shown as a collapsible card labelled with the customer name, loan product icon, requested amount, and enquiry date. The most recent record is expanded by default. Records carry a colour-coded age badge:</w:t>
+      </w:r>
+    </w:p>
+    <w:p>
+      <w:pPr>
+        <w:spacing w:before="60" w:after="60"/>
+        <w:ind w:left="480" w:hanging="240"/>
+      </w:pPr>
+      <w:r>
+        <w:rPr>
+          <w:rFonts w:ascii="Arial" w:hAnsi="Arial"/>
+          <w:sz w:val="20"/>
+        </w:rPr>
+        <w:t xml:space="preserve">•  🟡 NEW — escalated within the last 24 hours (requires same-day RM action)</w:t>
+      </w:r>
+    </w:p>
+    <w:p>
+      <w:pPr>
+        <w:spacing w:before="60" w:after="60"/>
+        <w:ind w:left="480" w:hanging="240"/>
+      </w:pPr>
+      <w:r>
+        <w:rPr>
+          <w:rFonts w:ascii="Arial" w:hAnsi="Arial"/>
+          <w:sz w:val="20"/>
+        </w:rPr>
+        <w:t xml:space="preserve">•  🔵 PENDING — escalated 24–72 hours ago</w:t>
+      </w:r>
+    </w:p>
+    <w:p>
+      <w:pPr>
+        <w:spacing w:before="60" w:after="60"/>
+        <w:ind w:left="480" w:hanging="240"/>
+      </w:pPr>
+      <w:r>
+        <w:rPr>
+          <w:rFonts w:ascii="Arial" w:hAnsi="Arial"/>
+          <w:sz w:val="20"/>
+        </w:rPr>
+        <w:t xml:space="preserve">•  ⚪ OLDER — escalated more than 72 hours ago</w:t>
+      </w:r>
+    </w:p>
+    <w:p>
+      <w:pPr>
+        <w:spacing w:before="60" w:after="60"/>
+      </w:pPr>
+      <w:r>
+        <w:rPr>
+          <w:rFonts w:ascii="Arial" w:hAnsi="Arial"/>
+          <w:b/>
+          <w:sz w:val="20"/>
+        </w:rPr>
+        <w:t xml:space="preserve">Information shown on each escalation card</w:t>
+      </w:r>
+    </w:p>
+    <w:p>
+      <w:pPr>
+        <w:spacing w:before="60" w:after="60"/>
+      </w:pPr>
+      <w:r>
+        <w:rPr>
+          <w:rFonts w:ascii="Arial" w:hAnsi="Arial"/>
+          <w:sz w:val="20"/>
+        </w:rPr>
+        <w:t xml:space="preserve">Each card displays two side-by-side columns:</w:t>
+      </w:r>
+    </w:p>
+    <w:p>
+      <w:pPr>
+        <w:spacing w:before="60" w:after="60"/>
+        <w:ind w:left="480" w:hanging="240"/>
+      </w:pPr>
+      <w:r>
+        <w:rPr>
+          <w:rFonts w:ascii="Arial" w:hAnsi="Arial"/>
+          <w:sz w:val="20"/>
+        </w:rPr>
+        <w:t xml:space="preserve">•  Contact column — customer name (with gender-aware salutation Mr./Ms.), mobile number (10-digit validated), email address, gender, and preferred call-back time as provided by the customer.</w:t>
+      </w:r>
+    </w:p>
+    <w:p>
+      <w:pPr>
+        <w:spacing w:before="60" w:after="60"/>
+        <w:ind w:left="480" w:hanging="240"/>
+      </w:pPr>
+      <w:r>
+        <w:rPr>
+          <w:rFonts w:ascii="Arial" w:hAnsi="Arial"/>
+          <w:sz w:val="20"/>
+        </w:rPr>
+        <w:t xml:space="preserve">•  Loan column — product name, requested amount, monthly income, CIBIL score, age, employment type, and requested tenure (displayed as years and months for readability).</w:t>
+      </w:r>
+    </w:p>
+    <w:p>
+      <w:pPr>
+        <w:spacing w:before="60" w:after="60"/>
+      </w:pPr>
+      <w:r>
+        <w:rPr>
+          <w:rFonts w:ascii="Arial" w:hAnsi="Arial"/>
+          <w:sz w:val="20"/>
+        </w:rPr>
+        <w:t xml:space="preserve">Below the columns, each card shows the escalation reason in plain language (e.g. “Loan amount ₹2.2 Cr exceeds Home Loan advisory ceiling ₹1.5 Cr”), the conversation summary drafted by the agent, and a nested expander with the full conversation transcript (collapsed by default).</w:t>
+      </w:r>
+    </w:p>
+    <w:p>
+      <w:pPr>
+        <w:spacing w:before="60" w:after="60"/>
+      </w:pPr>
+      <w:r>
+        <w:rPr>
+          <w:rFonts w:ascii="Arial" w:hAnsi="Arial"/>
+          <w:b/>
+          <w:sz w:val="20"/>
+        </w:rPr>
+        <w:t xml:space="preserve">Conversation Transcript — live Langfuse fetch</w:t>
+      </w:r>
+    </w:p>
+    <w:p>
+      <w:pPr>
+        <w:spacing w:before="60" w:after="60"/>
+      </w:pPr>
+      <w:r>
+        <w:rPr>
+          <w:rFonts w:ascii="Arial" w:hAnsi="Arial"/>
+          <w:sz w:val="20"/>
+        </w:rPr>
+        <w:t xml:space="preserve">When a valid session_id is stored with the escalation record, the dashboard attempts a live fetch of the full conversation from Langfuse (cached 5 minutes per session). If the fetch succeeds, the source label reads “📡 Live from Langfuse”; if the Langfuse backend is unavailable it falls back silently to the conversation history stored inside escalations.json at escalation time.</w:t>
+      </w:r>
+    </w:p>
+    <w:p>
+      <w:pPr>
+        <w:spacing w:before="60" w:after="60"/>
+      </w:pPr>
+      <w:r>
+        <w:rPr>
+          <w:rFonts w:ascii="Arial" w:hAnsi="Arial"/>
+          <w:b/>
+          <w:sz w:val="20"/>
+        </w:rPr>
+        <w:t xml:space="preserve">Langfuse Trace Link</w:t>
+      </w:r>
+    </w:p>
+    <w:p>
+      <w:pPr>
+        <w:spacing w:before="60" w:after="60"/>
+      </w:pPr>
+      <w:r>
+        <w:rPr>
+          <w:rFonts w:ascii="Arial" w:hAnsi="Arial"/>
+          <w:sz w:val="20"/>
+        </w:rPr>
+        <w:t xml:space="preserve">Each card footer contains a clickable “🔍 Langfuse trace” hyperlink that opens the full LLM trace for that session in the Langfuse UI — showing every tool call with its input arguments and output, the RAG retrieval similarity scores, and the final LLM response. The link uses Langfuse v4 URL format (/project/{project_id}/traces/{session_id}), resolved at runtime via the Langfuse public API so the link remains valid across project renames or hosting changes.</w:t>
+      </w:r>
+    </w:p>
+    <w:p>
+      <w:pPr>
+        <w:spacing w:before="60" w:after="60"/>
+      </w:pPr>
+      <w:r>
+        <w:rPr>
+          <w:rFonts w:ascii="Arial" w:hAnsi="Arial"/>
+          <w:b/>
+          <w:sz w:val="20"/>
+        </w:rPr>
+        <w:t xml:space="preserve">Escalation Reference ID</w:t>
+      </w:r>
+    </w:p>
+    <w:p>
+      <w:pPr>
+        <w:spacing w:before="60" w:after="60"/>
+      </w:pPr>
+      <w:r>
+        <w:rPr>
+          <w:rFonts w:ascii="Arial" w:hAnsi="Arial"/>
+          <w:sz w:val="20"/>
+        </w:rPr>
+        <w:t xml:space="preserve">Every escalation is assigned a unique Escalation ID (e.g. ESC-20260613-A3F1) shown in the card footer. This ID is also included in the RM Pre-Call Briefing document and escalations.json, allowing the RM to cross-reference the dashboard record with any downstream CRM entry or email thread.</w:t>
       </w:r>
     </w:p>
     <w:p>
@@ -5856,7 +6174,7 @@
           <w:color w:val="2E74B5"/>
           <w:sz w:val="24"/>
         </w:rPr>
-        <w:t>Tool 5: generate_escalation_summary  (Utility — not a LangChain tool)</w:t>
+        <w:t>Tool 5: generate_escalation_summary  (LangChain @tool — callable by the LLM)</w:t>
       </w:r>
     </w:p>
     <w:tbl>
@@ -5992,7 +6310,7 @@
                 <w:rFonts w:ascii="Arial" w:hAnsi="Arial"/>
                 <w:sz w:val="19"/>
               </w:rPr>
-              <w:t>Format existing session state and recent conversation turns into a structured RM brief. Called by the orchestration layer when escalation is triggered — not registered as a LangChain tool and not callable by the LLM.</w:t>
+              <w:t>Generate a structured RM Pre-Call Briefing packet and persist it to escalations.json for the RM Dashboard. Registered as a LangChain @tool so the ReAct agent invokes it directly when an escalation condition is met — ceiling breach, high FOIR, or borderline eligibility. Always validates mobile number and email address before saving; returns validation_errors and does NOT save the record if either is invalid, instructing the agent to re-ask the customer.</w:t>
             </w:r>
           </w:p>
         </w:tc>
@@ -6116,7 +6434,71 @@
                 <w:rFonts w:ascii="Arial" w:hAnsi="Arial"/>
                 <w:sz w:val="19"/>
               </w:rPr>
-              <w:t>session_state (dict)  ·  last 4 conversation turns (list)  ·  escalation_reason (str)</w:t>
+              <w:t>customer_intent (str)  ·  loan_product (str)  ·  loan_amount (float, INR)  ·  monthly_income (float, INR)  ·  escalation_reason (str)  ·  customer_name (str)  ·  callback_number (str)  ·  customer_email (str)  ·  gender (str, optional)  ·  preferred_contact_time (str, optional)  ·  age, employment_type, credit_score, tenure_months, existing_emi_obligations  ·  conversation_summary  ·  session_id (str — links RM Dashboard record to Langfuse trace)</w:t>
+            </w:r>
+          </w:p>
+        </w:tc>
+      </w:tr>
+      <w:tr>
+        <w:tc>
+          <w:tcPr>
+            <w:tcW w:w="2160" w:type="dxa"/>
+            <w:tcBorders>
+              <w:top w:val="single" w:sz="4" w:space="0" w:color="BBBBBB"/>
+              <w:left w:val="single" w:sz="4" w:space="0" w:color="BBBBBB"/>
+              <w:bottom w:val="single" w:sz="4" w:space="0" w:color="BBBBBB"/>
+              <w:right w:val="single" w:sz="4" w:space="0" w:color="BBBBBB"/>
+            </w:tcBorders>
+            <w:shd w:val="clear" w:color="auto" w:fill="EBF3FB"/>
+            <w:tcMar>
+              <w:top w:w="80" w:type="dxa"/>
+              <w:left w:w="120" w:type="dxa"/>
+              <w:bottom w:w="80" w:type="dxa"/>
+              <w:right w:w="120" w:type="dxa"/>
+            </w:tcMar>
+          </w:tcPr>
+          <w:p>
+            <w:pPr>
+              <w:spacing w:before="20" w:after="40"/>
+            </w:pPr>
+            <w:r>
+              <w:rPr>
+                <w:rFonts w:ascii="Arial" w:hAnsi="Arial"/>
+                <w:b/>
+                <w:sz w:val="19"/>
+                <w:color w:val="1F4E79"/>
+              </w:rPr>
+              <w:t>Contact validation</w:t>
+            </w:r>
+          </w:p>
+        </w:tc>
+        <w:tc>
+          <w:tcPr>
+            <w:tcW w:w="11376" w:type="dxa"/>
+            <w:tcBorders>
+              <w:top w:val="single" w:sz="4" w:space="0" w:color="BBBBBB"/>
+              <w:left w:val="single" w:sz="4" w:space="0" w:color="BBBBBB"/>
+              <w:bottom w:val="single" w:sz="4" w:space="0" w:color="BBBBBB"/>
+              <w:right w:val="single" w:sz="4" w:space="0" w:color="BBBBBB"/>
+            </w:tcBorders>
+            <w:shd w:val="clear" w:color="auto" w:fill="FFFFFF"/>
+            <w:tcMar>
+              <w:top w:w="80" w:type="dxa"/>
+              <w:left w:w="120" w:type="dxa"/>
+              <w:bottom w:w="80" w:type="dxa"/>
+              <w:right w:w="120" w:type="dxa"/>
+            </w:tcMar>
+          </w:tcPr>
+          <w:p>
+            <w:pPr>
+              <w:spacing w:before="20" w:after="40"/>
+            </w:pPr>
+            <w:r>
+              <w:rPr>
+                <w:rFonts w:ascii="Arial" w:hAnsi="Arial"/>
+                <w:sz w:val="19"/>
+              </w:rPr>
+              <w:t xml:space="preserve">Mobile number (callback_number): 10 digits, first digit must be 6–9. Accepted prefixes: +91, 91 (12-digit), or 0 (11-digit) — all stripped to 10 digits. Spaces and hyphens are ignored. Numbers starting with 1–5 are rejected. Landline and toll-free patterns are not accepted. Email address (customer_email): validated as local@domain.tld — TLD must be ≥2 characters; bare strings without @ or without a domain suffix are rejected. On failure: tool returns escalation_saved=False plus a validation_errors list naming each invalid field in plain language. The record is never written in a partial state; the agent re-asks the customer for the corrected value(s) and calls the tool again.</w:t>
             </w:r>
           </w:p>
         </w:tc>

--- a/docs/specification_v2.docx
+++ b/docs/specification_v2.docx
@@ -5763,7 +5763,7 @@
           <w:color w:val="2E74B5"/>
           <w:sz w:val="24"/>
         </w:rPr>
-        <w:t>Tool 4: lookup_loan_status</w:t>
+        <w:t>Tool 4: query_loan_policy</w:t>
       </w:r>
     </w:p>
     <w:tbl>
@@ -8007,7 +8007,7 @@
                 <w:rFonts w:ascii="Arial" w:hAnsi="Arial"/>
                 <w:sz w:val="19"/>
               </w:rPr>
-              <w:t>Safety gate: hard refusal before LLM call. Offer to lookup status via lookup_loan_status instead.</w:t>
+              <w:t>Safety gate: hard refusal before LLM call. Offer to lookup status via query_loan_policy instead.</w:t>
             </w:r>
           </w:p>
         </w:tc>
@@ -11762,7 +11762,7 @@
                 <w:rFonts w:ascii="Arial" w:hAnsi="Arial"/>
                 <w:sz w:val="19"/>
               </w:rPr>
-              <w:t>Add get_document_checklist and lookup_loan_status. Implement generate_escalation_summary utility. Test all 5 tools. Add loop-prevention safeguards.</w:t>
+              <w:t>Add get_document_checklist and query_loan_policy. Implement generate_escalation_summary utility. Test all 5 tools. Add loop-prevention safeguards.</w:t>
             </w:r>
           </w:p>
         </w:tc>
@@ -14892,7 +14892,99 @@
                 <w:rFonts w:ascii="Arial" w:hAnsi="Arial"/>
                 <w:sz w:val="19"/>
               </w:rPr>
-              <w:t>5 tools: calculate_emi · check_eligibility · get_document_checklist · lookup_loan_status · generate_escalation_summary. All deterministic — no LLM generation of financial figures.</w:t>
+              <w:t>5 tools: calculate_emi · check_eligibility · get_document_checklist · query_loan_policy · generate_escalation_summary. All deterministic — no LLM generation of financial figures.</w:t>
+            </w:r>
+          </w:p>
+        </w:tc>
+      </w:tr>
+      <w:tr>
+        <w:tc>
+          <w:tcPr>
+            <w:tcW w:w="2304" w:type="dxa"/>
+            <w:tcBorders>
+              <w:top w:val="single" w:sz="4" w:space="0" w:color="BBBBBB"/>
+              <w:left w:val="single" w:sz="4" w:space="0" w:color="BBBBBB"/>
+              <w:bottom w:val="single" w:sz="4" w:space="0" w:color="BBBBBB"/>
+              <w:right w:val="single" w:sz="4" w:space="0" w:color="BBBBBB"/>
+            </w:tcBorders>
+            <w:shd w:val="clear" w:color="auto" w:fill="F0F6FF"/>
+            <w:tcMar>
+              <w:top w:w="80" w:type="dxa"/>
+              <w:left w:w="120" w:type="dxa"/>
+              <w:bottom w:w="80" w:type="dxa"/>
+              <w:right w:w="120" w:type="dxa"/>
+            </w:tcMar>
+          </w:tcPr>
+          <w:p>
+            <w:pPr>
+              <w:spacing w:before="20" w:after="40"/>
+            </w:pPr>
+            <w:r>
+              <w:rPr>
+                <w:rFonts w:ascii="Arial" w:hAnsi="Arial"/>
+                <w:sz w:val="19"/>
+              </w:rPr>
+              <w:t>Tool Transport</w:t>
+            </w:r>
+          </w:p>
+        </w:tc>
+        <w:tc>
+          <w:tcPr>
+            <w:tcW w:w="2592" w:type="dxa"/>
+            <w:tcBorders>
+              <w:top w:val="single" w:sz="4" w:space="0" w:color="BBBBBB"/>
+              <w:left w:val="single" w:sz="4" w:space="0" w:color="BBBBBB"/>
+              <w:bottom w:val="single" w:sz="4" w:space="0" w:color="BBBBBB"/>
+              <w:right w:val="single" w:sz="4" w:space="0" w:color="BBBBBB"/>
+            </w:tcBorders>
+            <w:shd w:val="clear" w:color="auto" w:fill="F0F6FF"/>
+            <w:tcMar>
+              <w:top w:w="80" w:type="dxa"/>
+              <w:left w:w="120" w:type="dxa"/>
+              <w:bottom w:w="80" w:type="dxa"/>
+              <w:right w:w="120" w:type="dxa"/>
+            </w:tcMar>
+          </w:tcPr>
+          <w:p>
+            <w:pPr>
+              <w:spacing w:before="20" w:after="40"/>
+            </w:pPr>
+            <w:r>
+              <w:rPr>
+                <w:rFonts w:ascii="Arial" w:hAnsi="Arial"/>
+                <w:sz w:val="19"/>
+              </w:rPr>
+              <w:t>MCP Server (FastMCP)</w:t>
+            </w:r>
+          </w:p>
+        </w:tc>
+        <w:tc>
+          <w:tcPr>
+            <w:tcW w:w="8640" w:type="dxa"/>
+            <w:tcBorders>
+              <w:top w:val="single" w:sz="4" w:space="0" w:color="BBBBBB"/>
+              <w:left w:val="single" w:sz="4" w:space="0" w:color="BBBBBB"/>
+              <w:bottom w:val="single" w:sz="4" w:space="0" w:color="BBBBBB"/>
+              <w:right w:val="single" w:sz="4" w:space="0" w:color="BBBBBB"/>
+            </w:tcBorders>
+            <w:shd w:val="clear" w:color="auto" w:fill="F0F6FF"/>
+            <w:tcMar>
+              <w:top w:w="80" w:type="dxa"/>
+              <w:left w:w="120" w:type="dxa"/>
+              <w:bottom w:w="80" w:type="dxa"/>
+              <w:right w:w="120" w:type="dxa"/>
+            </w:tcMar>
+          </w:tcPr>
+          <w:p>
+            <w:pPr>
+              <w:spacing w:before="20" w:after="40"/>
+            </w:pPr>
+            <w:r>
+              <w:rPr>
+                <w:rFonts w:ascii="Arial" w:hAnsi="Arial"/>
+                <w:sz w:val="19"/>
+              </w:rPr>
+              <w:t xml:space="preserve">loan_mcp/server.py (FastMCP v1.27) — exposes all 5 tools via Model Context Protocol. Supports stdio transport (Claude Desktop, subprocess) and streamable-HTTP (Docker/network). Activated via USE_MCP=true env var; agent falls back to direct @tool imports when unset. Adds schema validation and protocol-level discoverability without replacing existing business logic.</w:t>
             </w:r>
           </w:p>
         </w:tc>

--- a/docs/specification_v2.docx
+++ b/docs/specification_v2.docx
@@ -3756,7 +3756,7 @@
           <w:rFonts w:ascii="Arial" w:hAnsi="Arial"/>
           <w:sz w:val="20"/>
         </w:rPr>
-        <w:t xml:space="preserve">•  Feedback Entries — number of per-turn star-ratings collected</w:t>
+        <w:t xml:space="preserve">•  Feedback Entries — number of per-turn thumbs ratings collected (👍/👎)</w:t>
       </w:r>
     </w:p>
     <w:p>
@@ -3769,7 +3769,7 @@
           <w:rFonts w:ascii="Arial" w:hAnsi="Arial"/>
           <w:sz w:val="20"/>
         </w:rPr>
-        <w:t xml:space="preserve">•  Average Rating — mean star rating across the last 20 entries (1–5 ★)</w:t>
+        <w:t xml:space="preserve">•  Average Rating — mean thumbs score across the last 20 entries (👍=1.0, 👎=0.0)</w:t>
       </w:r>
     </w:p>
     <w:p>
@@ -10282,7 +10282,7 @@
           <w:rFonts w:ascii="Arial" w:hAnsi="Arial"/>
           <w:sz w:val="20"/>
         </w:rPr>
-        <w:t>After each agent response, the Streamlit UI renders a 1–5 star selector (st.feedback(“stars”)). On selection, an optional comment field appears (max 200 chars). On submit, the rating is stored in feedback_store.json and posted to Langfuse as a normalized 0–1 score using (rating − 1) / 4.</w:t>
+        <w:t>After each agent response, the Streamlit UI renders a 👍/👎 thumbs feedback pair. On click, the binary rating (1.0 for thumbs-up, 0.0 for thumbs-down) is stored in feedback_store.json and posted directly to Langfuse as the “user_feedback” score — no normalisation needed.</w:t>
       </w:r>
     </w:p>
     <w:p>
@@ -10295,7 +10295,7 @@
           <w:rFonts w:ascii="Arial" w:hAnsi="Arial"/>
           <w:sz w:val="20"/>
         </w:rPr>
-        <w:t>Negative rating prompts: 'What was missing or unclear?' (free text, max 100 chars, optional).</w:t>
+        <w:t>Thumbs-down click records a score of 0.0; thumbs-up records 1.0. No text comment field.</w:t>
       </w:r>
     </w:p>
     <w:p>
@@ -10343,7 +10343,7 @@
         </w:rPr>
         <w:t>{ "session_id": str, "timestamp": ISO8601, "question_hash": str,</w:t>
         <w:br/>
-        <w:t xml:space="preserve">  "rating": 1|2|3|4|5  (1=very poor · 5=excellent), "rating_normalized": 0.0–1.0, "comment": str (optional, max 200 chars),</w:t>
+        <w:t xml:space="preserve">  "rating": 0.0|1.0  (0.0=thumbs-down · 1.0=thumbs-up),</w:t>
         <w:br/>
         <w:t xml:space="preserve">  "loan_type": str, "stage": str }</w:t>
       </w:r>
@@ -10536,7 +10536,7 @@
                 <w:rFonts w:ascii="Arial" w:hAnsi="Arial"/>
                 <w:sz w:val="19"/>
               </w:rPr>
-              <w:t>Normalized avg rating (last 20 entries) &lt; 0.60  (≈ &lt; 3.4★)</w:t>
+              <w:t>Avg thumbs score (last 20 entries) &lt; 0.60</w:t>
             </w:r>
           </w:p>
         </w:tc>
@@ -12010,7 +12010,7 @@
                 <w:rFonts w:ascii="Arial" w:hAnsi="Arial"/>
                 <w:sz w:val="19"/>
               </w:rPr>
-              <w:t>Implement 1–5 star feedback (st.feedback), feedback_store.json store, 2 adaptation rules. Configure Langfuse callbacks for session scoring.</w:t>
+              <w:t>Implement 👍/👎 thumbs feedback, feedback_store.json store, 2 adaptation rules. Configure Langfuse callbacks for session scoring.</w:t>
             </w:r>
           </w:p>
         </w:tc>
@@ -14984,7 +14984,7 @@
                 <w:rFonts w:ascii="Arial" w:hAnsi="Arial"/>
                 <w:sz w:val="19"/>
               </w:rPr>
-              <w:t xml:space="preserve">loan_mcp/server.py (FastMCP v1.27) — exposes all 5 tools via Model Context Protocol. Supports stdio transport (Claude Desktop, subprocess) and streamable-HTTP (Docker/network). Activated via USE_MCP=true env var; agent falls back to direct @tool imports when unset. Adds schema validation and protocol-level discoverability without replacing existing business logic.</w:t>
+              <w:t xml:space="preserve">loan_mcp/server.py (FastMCP v1.27) — exposes all 5 tools via Model Context Protocol. Supports stdio transport (Claude Desktop, subprocess) and streamable-HTTP (Docker/network). MCP is the default path (USE_MCP=true); USE_MCP=false switches to direct @tool imports. Adds schema validation and protocol-level discoverability without replacing existing business logic.</w:t>
             </w:r>
           </w:p>
         </w:tc>

--- a/docs/specification_v2.docx
+++ b/docs/specification_v2.docx
@@ -4038,7 +4038,7 @@
           <w:rFonts w:ascii="Arial" w:hAnsi="Arial"/>
           <w:sz w:val="20"/>
         </w:rPr>
-        <w:t xml:space="preserve">The five tools are orchestrated by a LangChain agent implementing the ReAct (Reason + Act) pattern. This replaces the single-shot LLM call used in Phases 3–4 with a multi-step reasoning loop. The implementation uses the LangChain 1.x / LangGraph create_agent() API which leverages OpenAI’s native function-calling protocol rather than text-based ReAct parsing.</w:t>
+        <w:t xml:space="preserve">The five tools are orchestrated by a LangChain agent implementing the ReAct (Reason + Act) pattern. This replaces the single-shot LLM call used in Phases 3–4 with a multi-step reasoning loop. The implementation uses the LangChain create_agent() API (backed by LangGraph internally), leveraging OpenAI’s native function-calling protocol rather than text-based ReAct parsing.</w:t>
       </w:r>
     </w:p>
     <w:p>
@@ -4173,7 +4173,7 @@
           <w:rFonts w:ascii="Arial" w:hAnsi="Arial"/>
           <w:sz w:val="20"/>
         </w:rPr>
-        <w:t>All five tools are Python functions registered as LangChain @tool functions with JSON schemas and exposed to the LLM via function calling. The LangGraph create_agent loop selects tools autonomously based on user intent. Tool 5 (generate_escalation_summary) is callable by the LLM — it is invoked when escalation triggers are met (risk_band = High, ceiling breach, or repeated ambiguity), not by the orchestration layer directly.</w:t>
+        <w:t>All five tools are Python functions registered as LangChain @tool functions with JSON schemas and exposed to the LLM via function calling. The LangChain create_agent loop selects tools autonomously based on user intent. Tool 5 (generate_escalation_summary) is callable by the LLM — it is invoked when escalation triggers are met (risk_band = High, ceiling breach, or repeated ambiguity), not by the orchestration layer directly.</w:t>
       </w:r>
     </w:p>
     <w:p>
@@ -13738,7 +13738,7 @@
                 <w:rFonts w:ascii="Arial" w:hAnsi="Arial"/>
                 <w:sz w:val="19"/>
               </w:rPr>
-              <w:t>Python code: CLI + Streamlit (Customer Chat + RM Dashboard). LangGraph create_agent, ChromaDB, 5 tools, memory, feedback loop, PII masker.</w:t>
+              <w:t>Python code: CLI + Streamlit (Customer Chat + RM Dashboard). LangChain create_agent, ChromaDB, 5 tools, memory, feedback loop, PII masker.</w:t>
             </w:r>
           </w:p>
         </w:tc>
@@ -14616,7 +14616,7 @@
                 <w:rFonts w:ascii="Arial" w:hAnsi="Arial"/>
                 <w:sz w:val="19"/>
               </w:rPr>
-              <w:t>LangGraph create_agent (tool-calling loop). Requires LLM to state tool-selection reasoning before each invocation — traceable and auditable.</w:t>
+              <w:t>LangChain create_agent (tool-calling loop). Requires LLM to state tool-selection reasoning before each invocation — traceable and auditable.</w:t>
             </w:r>
           </w:p>
         </w:tc>

--- a/docs/specification_v2.docx
+++ b/docs/specification_v2.docx
@@ -10282,7 +10282,7 @@
           <w:rFonts w:ascii="Arial" w:hAnsi="Arial"/>
           <w:sz w:val="20"/>
         </w:rPr>
-        <w:t>After each agent response, the Streamlit UI renders a 👍/👎 thumbs feedback pair. On click, the binary rating (1.0 for thumbs-up, 0.0 for thumbs-down) is stored in feedback_store.json and posted directly to Langfuse as the “user_feedback” score — no normalisation needed.</w:t>
+        <w:t>After each agent response, the Streamlit UI renders a 1–5 star feedback widget (★ to ★★★★★) with an optional text comment field. The numerical rating and any qualitative comment are stored via policy_rlhf/feedback_collector.py::record_feedback() and posted to Langfuse as the “user_feedback” score.</w:t>
       </w:r>
     </w:p>
     <w:p>
@@ -10295,7 +10295,7 @@
           <w:rFonts w:ascii="Arial" w:hAnsi="Arial"/>
           <w:sz w:val="20"/>
         </w:rPr>
-        <w:t>Thumbs-down click records a score of 0.0; thumbs-up records 1.0. No text comment field.</w:t>
+        <w:t>Rating scale: 1–2 stars = dissatisfied; 3 stars = neutral; 4–5 stars = satisfied. Ratings are normalised to 0.0–1.0 for RLHF signal processing. Low-rated turns (≤2 stars) with text comments are flagged for the adaptive policy update step.</w:t>
       </w:r>
     </w:p>
     <w:p>
@@ -10308,7 +10308,7 @@
           <w:rFonts w:ascii="Arial" w:hAnsi="Arial"/>
           <w:sz w:val="20"/>
         </w:rPr>
-        <w:t>Feedback stored with: session_id, timestamp, question_hash, rating, comment, loan_type, journey_stage.</w:t>
+        <w:t>Feedback stored in data/rlhf/feedback_store.json with fields: session_id, timestamp, turn, rating (1–5 integer), comment, feedback_type, response_preview. All text fields are PII-masked before write.</w:t>
       </w:r>
     </w:p>
     <w:p>
@@ -10341,11 +10341,13 @@
           <w:rFonts w:ascii="Courier New" w:hAnsi="Courier New"/>
           <w:sz w:val="17"/>
         </w:rPr>
-        <w:t>{ "session_id": str, "timestamp": ISO8601, "question_hash": str,</w:t>
+        <w:t>{ "session_id": str, "timestamp": ISO8601, "turn": int,</w:t>
         <w:br/>
-        <w:t xml:space="preserve">  "rating": 0.0|1.0  (0.0=thumbs-down · 1.0=thumbs-up),</w:t>
+        <w:t xml:space="preserve">  "feedback_type": "per_turn", "response_preview": str,</w:t>
         <w:br/>
-        <w:t xml:space="preserve">  "loan_type": str, "stage": str }</w:t>
+        <w:t xml:space="preserve">  "rating": 1|2|3|4|5  (1=very dissatisfied · 5=very satisfied),</w:t>
+        <w:br/>
+        <w:t xml:space="preserve">  "comment": str, "ts": ISO8601 }</w:t>
       </w:r>
     </w:p>
     <w:p>
@@ -10367,515 +10369,135 @@
         <w:t>10.3 Behaviour Adaptation Logic</w:t>
       </w:r>
     </w:p>
-    <w:tbl>
-      <w:tblPr>
-        <w:tblStyle w:val="TableGrid"/>
-        <w:tblW w:w="0" w:type="auto"/>
-        <w:tblLook w:val="04A0" w:firstRow="1" w:lastRow="0" w:firstColumn="1" w:lastColumn="0" w:noHBand="0" w:noVBand="1"/>
-      </w:tblPr>
-      <w:tblGrid>
-        <w:gridCol w:w="2127"/>
-        <w:gridCol w:w="2876"/>
-        <w:gridCol w:w="2114"/>
-        <w:gridCol w:w="2771"/>
-      </w:tblGrid>
-      <w:tr>
-        <w:tc>
-          <w:tcPr>
-            <w:tcW w:w="2592" w:type="dxa"/>
-            <w:tcBorders>
-              <w:top w:val="single" w:sz="4" w:space="0" w:color="FFFFFF"/>
-              <w:left w:val="single" w:sz="4" w:space="0" w:color="FFFFFF"/>
-              <w:bottom w:val="single" w:sz="4" w:space="0" w:color="FFFFFF"/>
-              <w:right w:val="single" w:sz="4" w:space="0" w:color="FFFFFF"/>
-            </w:tcBorders>
-            <w:shd w:val="clear" w:color="auto" w:fill="2E74B5"/>
-            <w:tcMar>
-              <w:top w:w="80" w:type="dxa"/>
-              <w:left w:w="120" w:type="dxa"/>
-              <w:bottom w:w="80" w:type="dxa"/>
-              <w:right w:w="120" w:type="dxa"/>
-            </w:tcMar>
-          </w:tcPr>
-          <w:p>
-            <w:pPr>
-              <w:spacing w:before="20" w:after="40"/>
-            </w:pPr>
-            <w:r>
-              <w:rPr>
-                <w:rFonts w:ascii="Arial" w:hAnsi="Arial"/>
-                <w:b/>
-                <w:color w:val="FFFFFF"/>
-                <w:sz w:val="19"/>
-              </w:rPr>
-              <w:t>Trigger</w:t>
-            </w:r>
-          </w:p>
-        </w:tc>
-        <w:tc>
-          <w:tcPr>
-            <w:tcW w:w="4032" w:type="dxa"/>
-            <w:tcBorders>
-              <w:top w:val="single" w:sz="4" w:space="0" w:color="FFFFFF"/>
-              <w:left w:val="single" w:sz="4" w:space="0" w:color="FFFFFF"/>
-              <w:bottom w:val="single" w:sz="4" w:space="0" w:color="FFFFFF"/>
-              <w:right w:val="single" w:sz="4" w:space="0" w:color="FFFFFF"/>
-            </w:tcBorders>
-            <w:shd w:val="clear" w:color="auto" w:fill="2E74B5"/>
-            <w:tcMar>
-              <w:top w:w="80" w:type="dxa"/>
-              <w:left w:w="120" w:type="dxa"/>
-              <w:bottom w:w="80" w:type="dxa"/>
-              <w:right w:w="120" w:type="dxa"/>
-            </w:tcMar>
-          </w:tcPr>
-          <w:p>
-            <w:pPr>
-              <w:spacing w:before="20" w:after="40"/>
-            </w:pPr>
-            <w:r>
-              <w:rPr>
-                <w:rFonts w:ascii="Arial" w:hAnsi="Arial"/>
-                <w:b/>
-                <w:color w:val="FFFFFF"/>
-                <w:sz w:val="19"/>
-              </w:rPr>
-              <w:t>Adaptation</w:t>
-            </w:r>
-          </w:p>
-        </w:tc>
-        <w:tc>
-          <w:tcPr>
-            <w:tcW w:w="2880" w:type="dxa"/>
-            <w:tcBorders>
-              <w:top w:val="single" w:sz="4" w:space="0" w:color="FFFFFF"/>
-              <w:left w:val="single" w:sz="4" w:space="0" w:color="FFFFFF"/>
-              <w:bottom w:val="single" w:sz="4" w:space="0" w:color="FFFFFF"/>
-              <w:right w:val="single" w:sz="4" w:space="0" w:color="FFFFFF"/>
-            </w:tcBorders>
-            <w:shd w:val="clear" w:color="auto" w:fill="2E74B5"/>
-            <w:tcMar>
-              <w:top w:w="80" w:type="dxa"/>
-              <w:left w:w="120" w:type="dxa"/>
-              <w:bottom w:w="80" w:type="dxa"/>
-              <w:right w:w="120" w:type="dxa"/>
-            </w:tcMar>
-          </w:tcPr>
-          <w:p>
-            <w:pPr>
-              <w:spacing w:before="20" w:after="40"/>
-            </w:pPr>
-            <w:r>
-              <w:rPr>
-                <w:rFonts w:ascii="Arial" w:hAnsi="Arial"/>
-                <w:b/>
-                <w:color w:val="FFFFFF"/>
-                <w:sz w:val="19"/>
-              </w:rPr>
-              <w:t>Before</w:t>
-            </w:r>
-          </w:p>
-        </w:tc>
-        <w:tc>
-          <w:tcPr>
-            <w:tcW w:w="4032" w:type="dxa"/>
-            <w:tcBorders>
-              <w:top w:val="single" w:sz="4" w:space="0" w:color="FFFFFF"/>
-              <w:left w:val="single" w:sz="4" w:space="0" w:color="FFFFFF"/>
-              <w:bottom w:val="single" w:sz="4" w:space="0" w:color="FFFFFF"/>
-              <w:right w:val="single" w:sz="4" w:space="0" w:color="FFFFFF"/>
-            </w:tcBorders>
-            <w:shd w:val="clear" w:color="auto" w:fill="2E74B5"/>
-            <w:tcMar>
-              <w:top w:w="80" w:type="dxa"/>
-              <w:left w:w="120" w:type="dxa"/>
-              <w:bottom w:w="80" w:type="dxa"/>
-              <w:right w:w="120" w:type="dxa"/>
-            </w:tcMar>
-          </w:tcPr>
-          <w:p>
-            <w:pPr>
-              <w:spacing w:before="20" w:after="40"/>
-            </w:pPr>
-            <w:r>
-              <w:rPr>
-                <w:rFonts w:ascii="Arial" w:hAnsi="Arial"/>
-                <w:b/>
-                <w:color w:val="FFFFFF"/>
-                <w:sz w:val="19"/>
-              </w:rPr>
-              <w:t>After</w:t>
-            </w:r>
-          </w:p>
-        </w:tc>
-      </w:tr>
-      <w:tr>
-        <w:tc>
-          <w:tcPr>
-            <w:tcW w:w="2592" w:type="dxa"/>
-            <w:tcBorders>
-              <w:top w:val="single" w:sz="4" w:space="0" w:color="BBBBBB"/>
-              <w:left w:val="single" w:sz="4" w:space="0" w:color="BBBBBB"/>
-              <w:bottom w:val="single" w:sz="4" w:space="0" w:color="BBBBBB"/>
-              <w:right w:val="single" w:sz="4" w:space="0" w:color="BBBBBB"/>
-            </w:tcBorders>
-            <w:shd w:val="clear" w:color="auto" w:fill="FFFFFF"/>
-            <w:tcMar>
-              <w:top w:w="80" w:type="dxa"/>
-              <w:left w:w="120" w:type="dxa"/>
-              <w:bottom w:w="80" w:type="dxa"/>
-              <w:right w:w="120" w:type="dxa"/>
-            </w:tcMar>
-          </w:tcPr>
-          <w:p>
-            <w:pPr>
-              <w:spacing w:before="20" w:after="40"/>
-            </w:pPr>
-            <w:r>
-              <w:rPr>
-                <w:rFonts w:ascii="Arial" w:hAnsi="Arial"/>
-                <w:sz w:val="19"/>
-              </w:rPr>
-              <w:t>Avg thumbs score (last 20 entries) &lt; 0.60</w:t>
-            </w:r>
-          </w:p>
-        </w:tc>
-        <w:tc>
-          <w:tcPr>
-            <w:tcW w:w="4032" w:type="dxa"/>
-            <w:tcBorders>
-              <w:top w:val="single" w:sz="4" w:space="0" w:color="BBBBBB"/>
-              <w:left w:val="single" w:sz="4" w:space="0" w:color="BBBBBB"/>
-              <w:bottom w:val="single" w:sz="4" w:space="0" w:color="BBBBBB"/>
-              <w:right w:val="single" w:sz="4" w:space="0" w:color="BBBBBB"/>
-            </w:tcBorders>
-            <w:shd w:val="clear" w:color="auto" w:fill="FFFFFF"/>
-            <w:tcMar>
-              <w:top w:w="80" w:type="dxa"/>
-              <w:left w:w="120" w:type="dxa"/>
-              <w:bottom w:w="80" w:type="dxa"/>
-              <w:right w:w="120" w:type="dxa"/>
-            </w:tcMar>
-          </w:tcPr>
-          <w:p>
-            <w:pPr>
-              <w:spacing w:before="20" w:after="40"/>
-            </w:pPr>
-            <w:r>
-              <w:rPr>
-                <w:rFonts w:ascii="Arial" w:hAnsi="Arial"/>
-                <w:sz w:val="19"/>
-              </w:rPr>
-              <w:t>Append the directly relevant retrieved policy snippet into system prompt context for that query type — not waiting for RAG to retrieve it</w:t>
-            </w:r>
-          </w:p>
-        </w:tc>
-        <w:tc>
-          <w:tcPr>
-            <w:tcW w:w="2880" w:type="dxa"/>
-            <w:tcBorders>
-              <w:top w:val="single" w:sz="4" w:space="0" w:color="BBBBBB"/>
-              <w:left w:val="single" w:sz="4" w:space="0" w:color="BBBBBB"/>
-              <w:bottom w:val="single" w:sz="4" w:space="0" w:color="BBBBBB"/>
-              <w:right w:val="single" w:sz="4" w:space="0" w:color="BBBBBB"/>
-            </w:tcBorders>
-            <w:shd w:val="clear" w:color="auto" w:fill="FFFFFF"/>
-            <w:tcMar>
-              <w:top w:w="80" w:type="dxa"/>
-              <w:left w:w="120" w:type="dxa"/>
-              <w:bottom w:w="80" w:type="dxa"/>
-              <w:right w:w="120" w:type="dxa"/>
-            </w:tcMar>
-          </w:tcPr>
-          <w:p>
-            <w:pPr>
-              <w:spacing w:before="20" w:after="40"/>
-            </w:pPr>
-            <w:r>
-              <w:rPr>
-                <w:rFonts w:ascii="Arial" w:hAnsi="Arial"/>
-                <w:sz w:val="19"/>
-              </w:rPr>
-              <w:t>Generic answer without explicit policy grounding</w:t>
-            </w:r>
-          </w:p>
-        </w:tc>
-        <w:tc>
-          <w:tcPr>
-            <w:tcW w:w="4032" w:type="dxa"/>
-            <w:tcBorders>
-              <w:top w:val="single" w:sz="4" w:space="0" w:color="BBBBBB"/>
-              <w:left w:val="single" w:sz="4" w:space="0" w:color="BBBBBB"/>
-              <w:bottom w:val="single" w:sz="4" w:space="0" w:color="BBBBBB"/>
-              <w:right w:val="single" w:sz="4" w:space="0" w:color="BBBBBB"/>
-            </w:tcBorders>
-            <w:shd w:val="clear" w:color="auto" w:fill="FFFFFF"/>
-            <w:tcMar>
-              <w:top w:w="80" w:type="dxa"/>
-              <w:left w:w="120" w:type="dxa"/>
-              <w:bottom w:w="80" w:type="dxa"/>
-              <w:right w:w="120" w:type="dxa"/>
-            </w:tcMar>
-          </w:tcPr>
-          <w:p>
-            <w:pPr>
-              <w:spacing w:before="20" w:after="40"/>
-            </w:pPr>
-            <w:r>
-              <w:rPr>
-                <w:rFonts w:ascii="Arial" w:hAnsi="Arial"/>
-                <w:sz w:val="19"/>
-              </w:rPr>
-              <w:t>Response cites specific policy clause from knowledge base</w:t>
-            </w:r>
-          </w:p>
-        </w:tc>
-      </w:tr>
-      <w:tr>
-        <w:tc>
-          <w:tcPr>
-            <w:tcW w:w="2592" w:type="dxa"/>
-            <w:tcBorders>
-              <w:top w:val="single" w:sz="4" w:space="0" w:color="BBBBBB"/>
-              <w:left w:val="single" w:sz="4" w:space="0" w:color="BBBBBB"/>
-              <w:bottom w:val="single" w:sz="4" w:space="0" w:color="BBBBBB"/>
-              <w:right w:val="single" w:sz="4" w:space="0" w:color="BBBBBB"/>
-            </w:tcBorders>
-            <w:shd w:val="clear" w:color="auto" w:fill="F0F6FF"/>
-            <w:tcMar>
-              <w:top w:w="80" w:type="dxa"/>
-              <w:left w:w="120" w:type="dxa"/>
-              <w:bottom w:w="80" w:type="dxa"/>
-              <w:right w:w="120" w:type="dxa"/>
-            </w:tcMar>
-          </w:tcPr>
-          <w:p>
-            <w:pPr>
-              <w:spacing w:before="20" w:after="40"/>
-            </w:pPr>
-            <w:r>
-              <w:rPr>
-                <w:rFonts w:ascii="Arial" w:hAnsi="Arial"/>
-                <w:sz w:val="19"/>
-              </w:rPr>
-              <w:t>5+ sessions with MSME recommendation marked 'not helpful'</w:t>
-            </w:r>
-          </w:p>
-        </w:tc>
-        <w:tc>
-          <w:tcPr>
-            <w:tcW w:w="4032" w:type="dxa"/>
-            <w:tcBorders>
-              <w:top w:val="single" w:sz="4" w:space="0" w:color="BBBBBB"/>
-              <w:left w:val="single" w:sz="4" w:space="0" w:color="BBBBBB"/>
-              <w:bottom w:val="single" w:sz="4" w:space="0" w:color="BBBBBB"/>
-              <w:right w:val="single" w:sz="4" w:space="0" w:color="BBBBBB"/>
-            </w:tcBorders>
-            <w:shd w:val="clear" w:color="auto" w:fill="F0F6FF"/>
-            <w:tcMar>
-              <w:top w:w="80" w:type="dxa"/>
-              <w:left w:w="120" w:type="dxa"/>
-              <w:bottom w:w="80" w:type="dxa"/>
-              <w:right w:w="120" w:type="dxa"/>
-            </w:tcMar>
-          </w:tcPr>
-          <w:p>
-            <w:pPr>
-              <w:spacing w:before="20" w:after="40"/>
-            </w:pPr>
-            <w:r>
-              <w:rPr>
-                <w:rFonts w:ascii="Arial" w:hAnsi="Arial"/>
-                <w:sz w:val="19"/>
-              </w:rPr>
-              <w:t>Add one additional required clarifying question before MSME recommendation: GST registration confirmation</w:t>
-            </w:r>
-          </w:p>
-        </w:tc>
-        <w:tc>
-          <w:tcPr>
-            <w:tcW w:w="2880" w:type="dxa"/>
-            <w:tcBorders>
-              <w:top w:val="single" w:sz="4" w:space="0" w:color="BBBBBB"/>
-              <w:left w:val="single" w:sz="4" w:space="0" w:color="BBBBBB"/>
-              <w:bottom w:val="single" w:sz="4" w:space="0" w:color="BBBBBB"/>
-              <w:right w:val="single" w:sz="4" w:space="0" w:color="BBBBBB"/>
-            </w:tcBorders>
-            <w:shd w:val="clear" w:color="auto" w:fill="F0F6FF"/>
-            <w:tcMar>
-              <w:top w:w="80" w:type="dxa"/>
-              <w:left w:w="120" w:type="dxa"/>
-              <w:bottom w:w="80" w:type="dxa"/>
-              <w:right w:w="120" w:type="dxa"/>
-            </w:tcMar>
-          </w:tcPr>
-          <w:p>
-            <w:pPr>
-              <w:spacing w:before="20" w:after="40"/>
-            </w:pPr>
-            <w:r>
-              <w:rPr>
-                <w:rFonts w:ascii="Arial" w:hAnsi="Arial"/>
-                <w:sz w:val="19"/>
-              </w:rPr>
-              <w:t>Agent recommends MSME on stated business purpose alone</w:t>
-            </w:r>
-          </w:p>
-        </w:tc>
-        <w:tc>
-          <w:tcPr>
-            <w:tcW w:w="4032" w:type="dxa"/>
-            <w:tcBorders>
-              <w:top w:val="single" w:sz="4" w:space="0" w:color="BBBBBB"/>
-              <w:left w:val="single" w:sz="4" w:space="0" w:color="BBBBBB"/>
-              <w:bottom w:val="single" w:sz="4" w:space="0" w:color="BBBBBB"/>
-              <w:right w:val="single" w:sz="4" w:space="0" w:color="BBBBBB"/>
-            </w:tcBorders>
-            <w:shd w:val="clear" w:color="auto" w:fill="F0F6FF"/>
-            <w:tcMar>
-              <w:top w:w="80" w:type="dxa"/>
-              <w:left w:w="120" w:type="dxa"/>
-              <w:bottom w:w="80" w:type="dxa"/>
-              <w:right w:w="120" w:type="dxa"/>
-            </w:tcMar>
-          </w:tcPr>
-          <w:p>
-            <w:pPr>
-              <w:spacing w:before="20" w:after="40"/>
-            </w:pPr>
-            <w:r>
-              <w:rPr>
-                <w:rFonts w:ascii="Arial" w:hAnsi="Arial"/>
-                <w:sz w:val="19"/>
-              </w:rPr>
-              <w:t>Agent confirms GST status before recommending MSME</w:t>
-            </w:r>
-          </w:p>
-        </w:tc>
-      </w:tr>
-      <w:tr>
-        <w:tc>
-          <w:tcPr>
-            <w:tcW w:w="2592" w:type="dxa"/>
-            <w:tcBorders>
-              <w:top w:val="single" w:sz="4" w:space="0" w:color="BBBBBB"/>
-              <w:left w:val="single" w:sz="4" w:space="0" w:color="BBBBBB"/>
-              <w:bottom w:val="single" w:sz="4" w:space="0" w:color="BBBBBB"/>
-              <w:right w:val="single" w:sz="4" w:space="0" w:color="BBBBBB"/>
-            </w:tcBorders>
-            <w:shd w:val="clear" w:color="auto" w:fill="FFFFFF"/>
-            <w:tcMar>
-              <w:top w:w="80" w:type="dxa"/>
-              <w:left w:w="120" w:type="dxa"/>
-              <w:bottom w:w="80" w:type="dxa"/>
-              <w:right w:w="120" w:type="dxa"/>
-            </w:tcMar>
-          </w:tcPr>
-          <w:p>
-            <w:pPr>
-              <w:spacing w:before="20" w:after="40"/>
-            </w:pPr>
-            <w:r>
-              <w:rPr>
-                <w:rFonts w:ascii="Arial" w:hAnsi="Arial"/>
-                <w:sz w:val="19"/>
-              </w:rPr>
-              <w:t>Repeated escalations on income-verification questions</w:t>
-            </w:r>
-          </w:p>
-        </w:tc>
-        <w:tc>
-          <w:tcPr>
-            <w:tcW w:w="4032" w:type="dxa"/>
-            <w:tcBorders>
-              <w:top w:val="single" w:sz="4" w:space="0" w:color="BBBBBB"/>
-              <w:left w:val="single" w:sz="4" w:space="0" w:color="BBBBBB"/>
-              <w:bottom w:val="single" w:sz="4" w:space="0" w:color="BBBBBB"/>
-              <w:right w:val="single" w:sz="4" w:space="0" w:color="BBBBBB"/>
-            </w:tcBorders>
-            <w:shd w:val="clear" w:color="auto" w:fill="FFFFFF"/>
-            <w:tcMar>
-              <w:top w:w="80" w:type="dxa"/>
-              <w:left w:w="120" w:type="dxa"/>
-              <w:bottom w:w="80" w:type="dxa"/>
-              <w:right w:w="120" w:type="dxa"/>
-            </w:tcMar>
-          </w:tcPr>
-          <w:p>
-            <w:pPr>
-              <w:spacing w:before="20" w:after="40"/>
-            </w:pPr>
-            <w:r>
-              <w:rPr>
-                <w:rFonts w:ascii="Arial" w:hAnsi="Arial"/>
-                <w:sz w:val="19"/>
-              </w:rPr>
-              <w:t>Add income-verification rationale to system prompt context for that loan type</w:t>
-            </w:r>
-          </w:p>
-        </w:tc>
-        <w:tc>
-          <w:tcPr>
-            <w:tcW w:w="2880" w:type="dxa"/>
-            <w:tcBorders>
-              <w:top w:val="single" w:sz="4" w:space="0" w:color="BBBBBB"/>
-              <w:left w:val="single" w:sz="4" w:space="0" w:color="BBBBBB"/>
-              <w:bottom w:val="single" w:sz="4" w:space="0" w:color="BBBBBB"/>
-              <w:right w:val="single" w:sz="4" w:space="0" w:color="BBBBBB"/>
-            </w:tcBorders>
-            <w:shd w:val="clear" w:color="auto" w:fill="FFFFFF"/>
-            <w:tcMar>
-              <w:top w:w="80" w:type="dxa"/>
-              <w:left w:w="120" w:type="dxa"/>
-              <w:bottom w:w="80" w:type="dxa"/>
-              <w:right w:w="120" w:type="dxa"/>
-            </w:tcMar>
-          </w:tcPr>
-          <w:p>
-            <w:pPr>
-              <w:spacing w:before="20" w:after="40"/>
-            </w:pPr>
-            <w:r>
-              <w:rPr>
-                <w:rFonts w:ascii="Arial" w:hAnsi="Arial"/>
-                <w:sz w:val="19"/>
-              </w:rPr>
-              <w:t>Agent asks for income figure only</w:t>
-            </w:r>
-          </w:p>
-        </w:tc>
-        <w:tc>
-          <w:tcPr>
-            <w:tcW w:w="4032" w:type="dxa"/>
-            <w:tcBorders>
-              <w:top w:val="single" w:sz="4" w:space="0" w:color="BBBBBB"/>
-              <w:left w:val="single" w:sz="4" w:space="0" w:color="BBBBBB"/>
-              <w:bottom w:val="single" w:sz="4" w:space="0" w:color="BBBBBB"/>
-              <w:right w:val="single" w:sz="4" w:space="0" w:color="BBBBBB"/>
-            </w:tcBorders>
-            <w:shd w:val="clear" w:color="auto" w:fill="FFFFFF"/>
-            <w:tcMar>
-              <w:top w:w="80" w:type="dxa"/>
-              <w:left w:w="120" w:type="dxa"/>
-              <w:bottom w:w="80" w:type="dxa"/>
-              <w:right w:w="120" w:type="dxa"/>
-            </w:tcMar>
-          </w:tcPr>
-          <w:p>
-            <w:pPr>
-              <w:spacing w:before="20" w:after="40"/>
-            </w:pPr>
-            <w:r>
-              <w:rPr>
-                <w:rFonts w:ascii="Arial" w:hAnsi="Arial"/>
-                <w:sz w:val="19"/>
-              </w:rPr>
-              <w:t>Agent explains why income proof is specifically needed for this product</w:t>
-            </w:r>
-          </w:p>
-        </w:tc>
-      </w:tr>
-    </w:tbl>
+    <w:p>
+      <w:pPr>
+        <w:spacing w:before="80" w:after="40"/>
+      </w:pPr>
+      <w:r>
+        <w:rPr>
+          <w:rFonts w:ascii="Arial" w:hAnsi="Arial"/>
+          <w:sz w:val="20"/>
+        </w:rPr>
+        <w:t>Adaptation operates in two independent layers that work together to improve agent behaviour both within a live session and across sessions.</w:t>
+      </w:r>
+    </w:p>
+    <w:p>
+      <w:pPr>
+        <w:spacing w:before="60" w:after="20"/>
+      </w:pPr>
+      <w:r>
+        <w:rPr>
+          <w:rFonts w:ascii="Arial" w:hAnsi="Arial"/>
+          <w:b/>
+          <w:sz w:val="20"/>
+        </w:rPr>
+        <w:t>Layer 1 — Within-Session Correction (agent/core_agent.py)</w:t>
+      </w:r>
+    </w:p>
+    <w:p>
+      <w:pPr>
+        <w:pStyle w:val="ListBullet"/>
+        <w:spacing w:before="20" w:after="20"/>
+      </w:pPr>
+      <w:r>
+        <w:rPr>
+          <w:rFonts w:ascii="Arial" w:hAnsi="Arial"/>
+          <w:sz w:val="20"/>
+        </w:rPr>
+        <w:t>When a customer rates a response ≤2 stars during a live session, inject_feedback_signal() appends a correction note to _session_signals.</w:t>
+      </w:r>
+    </w:p>
+    <w:p>
+      <w:pPr>
+        <w:pStyle w:val="ListBullet"/>
+        <w:spacing w:before="20" w:after="20"/>
+      </w:pPr>
+      <w:r>
+        <w:rPr>
+          <w:rFonts w:ascii="Arial" w:hAnsi="Arial"/>
+          <w:sz w:val="20"/>
+        </w:rPr>
+        <w:t>On the very next agent turn, the accumulated signals are injected as a SystemMessage before the executor call — the LLM sees the correction immediately without any session restart.</w:t>
+      </w:r>
+    </w:p>
+    <w:p>
+      <w:pPr>
+        <w:pStyle w:val="ListBullet"/>
+        <w:spacing w:before="20" w:after="20"/>
+      </w:pPr>
+      <w:r>
+        <w:rPr>
+          <w:rFonts w:ascii="Arial" w:hAnsi="Arial"/>
+          <w:sz w:val="20"/>
+        </w:rPr>
+        <w:t>A 4–5 star rating clears all pending corrections. Signals are never stored in conversation memory.</w:t>
+      </w:r>
+    </w:p>
+    <w:p>
+      <w:pPr>
+        <w:spacing w:before="60" w:after="20"/>
+      </w:pPr>
+      <w:r>
+        <w:rPr>
+          <w:rFonts w:ascii="Arial" w:hAnsi="Arial"/>
+          <w:b/>
+          <w:sz w:val="20"/>
+        </w:rPr>
+        <w:t>Layer 2 — Cross-Session Adaptive Policy (policy_rlhf/policy_updater.py)</w:t>
+      </w:r>
+    </w:p>
+    <w:p>
+      <w:pPr>
+        <w:pStyle w:val="ListBullet"/>
+        <w:spacing w:before="20" w:after="20"/>
+      </w:pPr>
+      <w:r>
+        <w:rPr>
+          <w:rFonts w:ascii="Arial" w:hAnsi="Arial"/>
+          <w:sz w:val="20"/>
+        </w:rPr>
+        <w:t>update_adaptive_policy(comments) calls GPT-4o-mini with all low-rated qualitative comments. The LLM generates novel behavioural instructions not hardcoded anywhere in the codebase.</w:t>
+      </w:r>
+    </w:p>
+    <w:p>
+      <w:pPr>
+        <w:pStyle w:val="ListBullet"/>
+        <w:spacing w:before="20" w:after="20"/>
+      </w:pPr>
+      <w:r>
+        <w:rPr>
+          <w:rFonts w:ascii="Arial" w:hAnsi="Arial"/>
+          <w:sz w:val="20"/>
+        </w:rPr>
+        <w:t>Instructions are stored in data/rlhf/adaptive_policy.json (the decision layer, separate from the raw evidence in feedback_store.json). Schema per entry: { id, instruction, trigger_comments, trigger_count, source, created, last_updated, active }.</w:t>
+      </w:r>
+    </w:p>
+    <w:p>
+      <w:pPr>
+        <w:pStyle w:val="ListBullet"/>
+        <w:spacing w:before="20" w:after="20"/>
+      </w:pPr>
+      <w:r>
+        <w:rPr>
+          <w:rFonts w:ascii="Arial" w:hAnsi="Arial"/>
+          <w:sz w:val="20"/>
+        </w:rPr>
+        <w:t>On each agent startup, get_adapted_prompt() stacks: EMPATHY_PREFIX (if avg rating &lt; 0.60) + active adaptive policy instructions + base system prompt.</w:t>
+      </w:r>
+    </w:p>
+    <w:p>
+      <w:pPr>
+        <w:pStyle w:val="ListBullet"/>
+        <w:spacing w:before="20" w:after="20"/>
+      </w:pPr>
+      <w:r>
+        <w:rPr>
+          <w:rFonts w:ascii="Arial" w:hAnsi="Arial"/>
+          <w:sz w:val="20"/>
+        </w:rPr>
+        <w:t>Entries with source: “manual” are permanently protected from LLM overwrite — bank operators can add compliance rules that the pipeline cannot modify. Run python scripts/run_rlhf_pipeline.py to update the policy file.</w:t>
+      </w:r>
+    </w:p>
     <w:p>
       <w:pPr>
         <w:spacing w:before="200" w:after="0"/>
